--- a/images/Deepak Pahawa_CV.docx
+++ b/images/Deepak Pahawa_CV.docx
@@ -1,6 +1,6 @@
 
 <file path=word/document.xml><?xml version="1.0" encoding="utf-8"?>
-<w:document xmlns:wpc="http://schemas.microsoft.com/office/word/2010/wordprocessingCanvas" xmlns:cx="http://schemas.microsoft.com/office/drawing/2014/chartex" xmlns:cx1="http://schemas.microsoft.com/office/drawing/2015/9/8/chartex" xmlns:cx2="http://schemas.microsoft.com/office/drawing/2015/10/21/chartex" xmlns:cx3="http://schemas.microsoft.com/office/drawing/2016/5/9/chartex" xmlns:cx4="http://schemas.microsoft.com/office/drawing/2016/5/10/chartex" xmlns:cx5="http://schemas.microsoft.com/office/drawing/2016/5/11/chartex" xmlns:cx6="http://schemas.microsoft.com/office/drawing/2016/5/12/chartex" xmlns:cx7="http://schemas.microsoft.com/office/drawing/2016/5/13/chartex" xmlns:cx8="http://schemas.microsoft.com/office/drawing/2016/5/14/chartex" xmlns:mc="http://schemas.openxmlformats.org/markup-compatibility/2006" xmlns:aink="http://schemas.microsoft.com/office/drawing/2016/ink" xmlns:am3d="http://schemas.microsoft.com/office/drawing/2017/model3d" xmlns:o="urn:schemas-microsoft-com:office:office" xmlns:oel="http://schemas.microsoft.com/office/2019/extlst" xmlns:r="http://schemas.openxmlformats.org/officeDocument/2006/relationships" xmlns:m="http://schemas.openxmlformats.org/officeDocument/2006/math" xmlns:v="urn:schemas-microsoft-com:vml" xmlns:wp14="http://schemas.microsoft.com/office/word/2010/wordprocessingDrawing" xmlns:wp="http://schemas.openxmlformats.org/drawingml/2006/wordprocessingDrawing" xmlns:w10="urn:schemas-microsoft-com:office:word" xmlns:w="http://schemas.openxmlformats.org/wordprocessingml/2006/main" xmlns:w14="http://schemas.microsoft.com/office/word/2010/wordml" xmlns:w15="http://schemas.microsoft.com/office/word/2012/wordml" xmlns:w16cex="http://schemas.microsoft.com/office/word/2018/wordml/cex" xmlns:w16cid="http://schemas.microsoft.com/office/word/2016/wordml/cid" xmlns:w16="http://schemas.microsoft.com/office/word/2018/wordml" xmlns:w16sdtdh="http://schemas.microsoft.com/office/word/2020/wordml/sdtdatahash" xmlns:w16se="http://schemas.microsoft.com/office/word/2015/wordml/symex" xmlns:wpg="http://schemas.microsoft.com/office/word/2010/wordprocessingGroup" xmlns:wpi="http://schemas.microsoft.com/office/word/2010/wordprocessingInk" xmlns:wne="http://schemas.microsoft.com/office/word/2006/wordml" xmlns:wps="http://schemas.microsoft.com/office/word/2010/wordprocessingShape" mc:Ignorable="w14 w15 w16se w16cid w16 w16cex w16sdtdh wp14">
+<w:document xmlns:wpc="http://schemas.microsoft.com/office/word/2010/wordprocessingCanvas" xmlns:cx="http://schemas.microsoft.com/office/drawing/2014/chartex" xmlns:cx1="http://schemas.microsoft.com/office/drawing/2015/9/8/chartex" xmlns:cx2="http://schemas.microsoft.com/office/drawing/2015/10/21/chartex" xmlns:cx3="http://schemas.microsoft.com/office/drawing/2016/5/9/chartex" xmlns:cx4="http://schemas.microsoft.com/office/drawing/2016/5/10/chartex" xmlns:cx5="http://schemas.microsoft.com/office/drawing/2016/5/11/chartex" xmlns:cx6="http://schemas.microsoft.com/office/drawing/2016/5/12/chartex" xmlns:cx7="http://schemas.microsoft.com/office/drawing/2016/5/13/chartex" xmlns:cx8="http://schemas.microsoft.com/office/drawing/2016/5/14/chartex" xmlns:mc="http://schemas.openxmlformats.org/markup-compatibility/2006" xmlns:aink="http://schemas.microsoft.com/office/drawing/2016/ink" xmlns:am3d="http://schemas.microsoft.com/office/drawing/2017/model3d" xmlns:o="urn:schemas-microsoft-com:office:office" xmlns:oel="http://schemas.microsoft.com/office/2019/extlst" xmlns:r="http://schemas.openxmlformats.org/officeDocument/2006/relationships" xmlns:m="http://schemas.openxmlformats.org/officeDocument/2006/math" xmlns:v="urn:schemas-microsoft-com:vml" xmlns:wp14="http://schemas.microsoft.com/office/word/2010/wordprocessingDrawing" xmlns:wp="http://schemas.openxmlformats.org/drawingml/2006/wordprocessingDrawing" xmlns:w10="urn:schemas-microsoft-com:office:word" xmlns:w="http://schemas.openxmlformats.org/wordprocessingml/2006/main" xmlns:w14="http://schemas.microsoft.com/office/word/2010/wordml" xmlns:w15="http://schemas.microsoft.com/office/word/2012/wordml" xmlns:w16cex="http://schemas.microsoft.com/office/word/2018/wordml/cex" xmlns:w16cid="http://schemas.microsoft.com/office/word/2016/wordml/cid" xmlns:w16="http://schemas.microsoft.com/office/word/2018/wordml" xmlns:w16du="http://schemas.microsoft.com/office/word/2023/wordml/word16du" xmlns:w16sdtdh="http://schemas.microsoft.com/office/word/2020/wordml/sdtdatahash" xmlns:w16sdtfl="http://schemas.microsoft.com/office/word/2024/wordml/sdtformatlock" xmlns:w16se="http://schemas.microsoft.com/office/word/2015/wordml/symex" xmlns:wpg="http://schemas.microsoft.com/office/word/2010/wordprocessingGroup" xmlns:wpi="http://schemas.microsoft.com/office/word/2010/wordprocessingInk" xmlns:wne="http://schemas.microsoft.com/office/word/2006/wordml" xmlns:wps="http://schemas.microsoft.com/office/word/2010/wordprocessingShape" mc:Ignorable="w14 w15 w16se w16cid w16 w16cex w16sdtdh w16sdtfl w16du wp14">
   <w:body>
     <w:p>
       <w:pPr>
@@ -111,7 +111,7 @@
         <w:rPr>
           <w:lang w:val="en-US"/>
         </w:rPr>
-        <w:t>Software Engineering Technical Leader</w:t>
+        <w:t>Lead Software Engineer</w:t>
       </w:r>
     </w:p>
     <w:p>
@@ -244,7 +244,7 @@
           </mc:Choice>
           <mc:Fallback>
             <w:pict>
-              <v:line w14:anchorId="1E19A465" id="Straight Connector 2" o:spid="_x0000_s1026" style="position:absolute;z-index:251675648;visibility:visible;mso-wrap-style:square;mso-wrap-distance-left:9pt;mso-wrap-distance-top:0;mso-wrap-distance-right:9pt;mso-wrap-distance-bottom:0;mso-position-horizontal:absolute;mso-position-horizontal-relative:text;mso-position-vertical:absolute;mso-position-vertical-relative:text" from=".75pt,4.45pt" to="513.95pt,4.45pt" o:gfxdata="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" strokecolor="#aeaaaa [2414]" strokeweight="1pt">
+              <v:line w14:anchorId="1E19A465" id="Straight Connector 2" o:spid="_x0000_s1026" style="position:absolute;z-index:251675648;visibility:visible;mso-wrap-style:square;mso-wrap-distance-left:9pt;mso-wrap-distance-top:0;mso-wrap-distance-right:9pt;mso-wrap-distance-bottom:0;mso-position-horizontal:absolute;mso-position-horizontal-relative:text;mso-position-vertical:absolute;mso-position-vertical-relative:text" from=".75pt,4.45pt" to="513.95pt,4.45pt" o:gfxdata="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" strokecolor="#aeaaaa [2414]" strokeweight="1pt">
                 <v:stroke joinstyle="miter"/>
               </v:line>
             </w:pict>
@@ -644,7 +644,7 @@
           </mc:Choice>
           <mc:Fallback>
             <w:pict>
-              <v:line w14:anchorId="44C56E12" id="Straight Connector 5" o:spid="_x0000_s1026" style="position:absolute;z-index:251661312;visibility:visible;mso-wrap-style:square;mso-wrap-distance-left:9pt;mso-wrap-distance-top:0;mso-wrap-distance-right:9pt;mso-wrap-distance-bottom:0;mso-position-horizontal:absolute;mso-position-horizontal-relative:text;mso-position-vertical:absolute;mso-position-vertical-relative:text" from=".75pt,4.45pt" to="513.95pt,4.45pt" o:gfxdata="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" strokecolor="#aeaaaa [2414]" strokeweight="1pt">
+              <v:line w14:anchorId="44C56E12" id="Straight Connector 5" o:spid="_x0000_s1026" style="position:absolute;z-index:251661312;visibility:visible;mso-wrap-style:square;mso-wrap-distance-left:9pt;mso-wrap-distance-top:0;mso-wrap-distance-right:9pt;mso-wrap-distance-bottom:0;mso-position-horizontal:absolute;mso-position-horizontal-relative:text;mso-position-vertical:absolute;mso-position-vertical-relative:text" from=".75pt,4.45pt" to="513.95pt,4.45pt" o:gfxdata="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" strokecolor="#aeaaaa [2414]" strokeweight="1pt">
                 <v:stroke joinstyle="miter"/>
               </v:line>
             </w:pict>
@@ -1280,7 +1280,7 @@
           </mc:Choice>
           <mc:Fallback>
             <w:pict>
-              <v:line w14:anchorId="2CF93696" id="Straight Connector 4" o:spid="_x0000_s1026" style="position:absolute;z-index:251679744;visibility:visible;mso-wrap-style:square;mso-wrap-distance-left:9pt;mso-wrap-distance-top:0;mso-wrap-distance-right:9pt;mso-wrap-distance-bottom:0;mso-position-horizontal:absolute;mso-position-horizontal-relative:text;mso-position-vertical:absolute;mso-position-vertical-relative:text" from=".6pt,3.25pt" to="513.8pt,3.25pt" o:gfxdata="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" strokecolor="#aeaaaa [2414]" strokeweight="1pt">
+              <v:line w14:anchorId="2CF93696" id="Straight Connector 4" o:spid="_x0000_s1026" style="position:absolute;z-index:251679744;visibility:visible;mso-wrap-style:square;mso-wrap-distance-left:9pt;mso-wrap-distance-top:0;mso-wrap-distance-right:9pt;mso-wrap-distance-bottom:0;mso-position-horizontal:absolute;mso-position-horizontal-relative:text;mso-position-vertical:absolute;mso-position-vertical-relative:text" from=".6pt,3.25pt" to="513.8pt,3.25pt" o:gfxdata="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" strokecolor="#aeaaaa [2414]" strokeweight="1pt">
                 <v:stroke joinstyle="miter"/>
               </v:line>
             </w:pict>
@@ -1749,7 +1749,7 @@
           </mc:Choice>
           <mc:Fallback>
             <w:pict>
-              <v:line w14:anchorId="19BE3B69" id="Straight Connector 6" o:spid="_x0000_s1026" style="position:absolute;z-index:251663360;visibility:visible;mso-wrap-style:square;mso-wrap-distance-left:9pt;mso-wrap-distance-top:0;mso-wrap-distance-right:9pt;mso-wrap-distance-bottom:0;mso-position-horizontal:absolute;mso-position-horizontal-relative:text;mso-position-vertical:absolute;mso-position-vertical-relative:text" from=".75pt,4.45pt" to="513.95pt,4.45pt" o:gfxdata="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" strokecolor="#aeaaaa [2414]" strokeweight="1pt">
+              <v:line w14:anchorId="19BE3B69" id="Straight Connector 6" o:spid="_x0000_s1026" style="position:absolute;z-index:251663360;visibility:visible;mso-wrap-style:square;mso-wrap-distance-left:9pt;mso-wrap-distance-top:0;mso-wrap-distance-right:9pt;mso-wrap-distance-bottom:0;mso-position-horizontal:absolute;mso-position-horizontal-relative:text;mso-position-vertical:absolute;mso-position-vertical-relative:text" from=".75pt,4.45pt" to="513.95pt,4.45pt" o:gfxdata="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" strokecolor="#aeaaaa [2414]" strokeweight="1pt">
                 <v:stroke joinstyle="miter"/>
               </v:line>
             </w:pict>
@@ -3538,7 +3538,7 @@
           </mc:Choice>
           <mc:Fallback>
             <w:pict>
-              <v:line w14:anchorId="58CA2E7D" id="Straight Connector 7" o:spid="_x0000_s1026" style="position:absolute;z-index:251665408;visibility:visible;mso-wrap-style:square;mso-wrap-distance-left:9pt;mso-wrap-distance-top:0;mso-wrap-distance-right:9pt;mso-wrap-distance-bottom:0;mso-position-horizontal:absolute;mso-position-horizontal-relative:text;mso-position-vertical:absolute;mso-position-vertical-relative:text" from=".75pt,4.45pt" to="513.95pt,4.45pt" o:gfxdata="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" strokecolor="#aeaaaa [2414]" strokeweight="1pt">
+              <v:line w14:anchorId="58CA2E7D" id="Straight Connector 7" o:spid="_x0000_s1026" style="position:absolute;z-index:251665408;visibility:visible;mso-wrap-style:square;mso-wrap-distance-left:9pt;mso-wrap-distance-top:0;mso-wrap-distance-right:9pt;mso-wrap-distance-bottom:0;mso-position-horizontal:absolute;mso-position-horizontal-relative:text;mso-position-vertical:absolute;mso-position-vertical-relative:text" from=".75pt,4.45pt" to="513.95pt,4.45pt" o:gfxdata="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" strokecolor="#aeaaaa [2414]" strokeweight="1pt">
                 <v:stroke joinstyle="miter"/>
               </v:line>
             </w:pict>
@@ -3853,7 +3853,7 @@
           </mc:Choice>
           <mc:Fallback>
             <w:pict>
-              <v:line w14:anchorId="287E30FF" id="Straight Connector 1" o:spid="_x0000_s1026" style="position:absolute;z-index:251671552;visibility:visible;mso-wrap-style:square;mso-wrap-distance-left:9pt;mso-wrap-distance-top:0;mso-wrap-distance-right:9pt;mso-wrap-distance-bottom:0;mso-position-horizontal:absolute;mso-position-horizontal-relative:text;mso-position-vertical:absolute;mso-position-vertical-relative:text" from=".75pt,4.45pt" to="513.95pt,4.45pt" o:gfxdata="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" strokecolor="#aeaaaa [2414]" strokeweight="1pt">
+              <v:line w14:anchorId="287E30FF" id="Straight Connector 1" o:spid="_x0000_s1026" style="position:absolute;z-index:251671552;visibility:visible;mso-wrap-style:square;mso-wrap-distance-left:9pt;mso-wrap-distance-top:0;mso-wrap-distance-right:9pt;mso-wrap-distance-bottom:0;mso-position-horizontal:absolute;mso-position-horizontal-relative:text;mso-position-vertical:absolute;mso-position-vertical-relative:text" from=".75pt,4.45pt" to="513.95pt,4.45pt" o:gfxdata="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" strokecolor="#aeaaaa [2414]" strokeweight="1pt">
                 <v:stroke joinstyle="miter"/>
               </v:line>
             </w:pict>
@@ -4021,7 +4021,7 @@
           </mc:Choice>
           <mc:Fallback>
             <w:pict>
-              <v:line w14:anchorId="5FDD1FBC" id="Straight Connector 8" o:spid="_x0000_s1026" style="position:absolute;z-index:251667456;visibility:visible;mso-wrap-style:square;mso-wrap-distance-left:9pt;mso-wrap-distance-top:0;mso-wrap-distance-right:9pt;mso-wrap-distance-bottom:0;mso-position-horizontal:absolute;mso-position-horizontal-relative:text;mso-position-vertical:absolute;mso-position-vertical-relative:text" from=".75pt,4.45pt" to="513.95pt,4.45pt" o:gfxdata="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" strokecolor="#aeaaaa [2414]" strokeweight="1pt">
+              <v:line w14:anchorId="5FDD1FBC" id="Straight Connector 8" o:spid="_x0000_s1026" style="position:absolute;z-index:251667456;visibility:visible;mso-wrap-style:square;mso-wrap-distance-left:9pt;mso-wrap-distance-top:0;mso-wrap-distance-right:9pt;mso-wrap-distance-bottom:0;mso-position-horizontal:absolute;mso-position-horizontal-relative:text;mso-position-vertical:absolute;mso-position-vertical-relative:text" from=".75pt,4.45pt" to="513.95pt,4.45pt" o:gfxdata="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" strokecolor="#aeaaaa [2414]" strokeweight="1pt">
                 <v:stroke joinstyle="miter"/>
               </v:line>
             </w:pict>
@@ -4340,7 +4340,7 @@
           </mc:Choice>
           <mc:Fallback>
             <w:pict>
-              <v:line w14:anchorId="5F65F8C2" id="Straight Connector 9" o:spid="_x0000_s1026" style="position:absolute;z-index:251669504;visibility:visible;mso-wrap-style:square;mso-wrap-distance-left:9pt;mso-wrap-distance-top:0;mso-wrap-distance-right:9pt;mso-wrap-distance-bottom:0;mso-position-horizontal:absolute;mso-position-horizontal-relative:text;mso-position-vertical:absolute;mso-position-vertical-relative:text" from=".75pt,4.45pt" to="513.95pt,4.45pt" o:gfxdata="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" strokecolor="#aeaaaa [2414]" strokeweight="1pt">
+              <v:line w14:anchorId="5F65F8C2" id="Straight Connector 9" o:spid="_x0000_s1026" style="position:absolute;z-index:251669504;visibility:visible;mso-wrap-style:square;mso-wrap-distance-left:9pt;mso-wrap-distance-top:0;mso-wrap-distance-right:9pt;mso-wrap-distance-bottom:0;mso-position-horizontal:absolute;mso-position-horizontal-relative:text;mso-position-vertical:absolute;mso-position-vertical-relative:text" from=".75pt,4.45pt" to="513.95pt,4.45pt" o:gfxdata="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" strokecolor="#aeaaaa [2414]" strokeweight="1pt">
                 <v:stroke joinstyle="miter"/>
               </v:line>
             </w:pict>
@@ -4537,7 +4537,7 @@
 </file>
 
 <file path=word/numbering.xml><?xml version="1.0" encoding="utf-8"?>
-<w:numbering xmlns:wpc="http://schemas.microsoft.com/office/word/2010/wordprocessingCanvas" xmlns:cx="http://schemas.microsoft.com/office/drawing/2014/chartex" xmlns:cx1="http://schemas.microsoft.com/office/drawing/2015/9/8/chartex" xmlns:cx2="http://schemas.microsoft.com/office/drawing/2015/10/21/chartex" xmlns:cx3="http://schemas.microsoft.com/office/drawing/2016/5/9/chartex" xmlns:cx4="http://schemas.microsoft.com/office/drawing/2016/5/10/chartex" xmlns:cx5="http://schemas.microsoft.com/office/drawing/2016/5/11/chartex" xmlns:cx6="http://schemas.microsoft.com/office/drawing/2016/5/12/chartex" xmlns:cx7="http://schemas.microsoft.com/office/drawing/2016/5/13/chartex" xmlns:cx8="http://schemas.microsoft.com/office/drawing/2016/5/14/chartex" xmlns:mc="http://schemas.openxmlformats.org/markup-compatibility/2006" xmlns:aink="http://schemas.microsoft.com/office/drawing/2016/ink" xmlns:am3d="http://schemas.microsoft.com/office/drawing/2017/model3d" xmlns:o="urn:schemas-microsoft-com:office:office" xmlns:oel="http://schemas.microsoft.com/office/2019/extlst" xmlns:r="http://schemas.openxmlformats.org/officeDocument/2006/relationships" xmlns:m="http://schemas.openxmlformats.org/officeDocument/2006/math" xmlns:v="urn:schemas-microsoft-com:vml" xmlns:wp14="http://schemas.microsoft.com/office/word/2010/wordprocessingDrawing" xmlns:wp="http://schemas.openxmlformats.org/drawingml/2006/wordprocessingDrawing" xmlns:w10="urn:schemas-microsoft-com:office:word" xmlns:w="http://schemas.openxmlformats.org/wordprocessingml/2006/main" xmlns:w14="http://schemas.microsoft.com/office/word/2010/wordml" xmlns:w15="http://schemas.microsoft.com/office/word/2012/wordml" xmlns:w16cex="http://schemas.microsoft.com/office/word/2018/wordml/cex" xmlns:w16cid="http://schemas.microsoft.com/office/word/2016/wordml/cid" xmlns:w16="http://schemas.microsoft.com/office/word/2018/wordml" xmlns:w16sdtdh="http://schemas.microsoft.com/office/word/2020/wordml/sdtdatahash" xmlns:w16se="http://schemas.microsoft.com/office/word/2015/wordml/symex" xmlns:wpg="http://schemas.microsoft.com/office/word/2010/wordprocessingGroup" xmlns:wpi="http://schemas.microsoft.com/office/word/2010/wordprocessingInk" xmlns:wne="http://schemas.microsoft.com/office/word/2006/wordml" xmlns:wps="http://schemas.microsoft.com/office/word/2010/wordprocessingShape" mc:Ignorable="w14 w15 w16se w16cid w16 w16cex w16sdtdh wp14">
+<w:numbering xmlns:wpc="http://schemas.microsoft.com/office/word/2010/wordprocessingCanvas" xmlns:cx="http://schemas.microsoft.com/office/drawing/2014/chartex" xmlns:cx1="http://schemas.microsoft.com/office/drawing/2015/9/8/chartex" xmlns:cx2="http://schemas.microsoft.com/office/drawing/2015/10/21/chartex" xmlns:cx3="http://schemas.microsoft.com/office/drawing/2016/5/9/chartex" xmlns:cx4="http://schemas.microsoft.com/office/drawing/2016/5/10/chartex" xmlns:cx5="http://schemas.microsoft.com/office/drawing/2016/5/11/chartex" xmlns:cx6="http://schemas.microsoft.com/office/drawing/2016/5/12/chartex" xmlns:cx7="http://schemas.microsoft.com/office/drawing/2016/5/13/chartex" xmlns:cx8="http://schemas.microsoft.com/office/drawing/2016/5/14/chartex" xmlns:mc="http://schemas.openxmlformats.org/markup-compatibility/2006" xmlns:aink="http://schemas.microsoft.com/office/drawing/2016/ink" xmlns:am3d="http://schemas.microsoft.com/office/drawing/2017/model3d" xmlns:o="urn:schemas-microsoft-com:office:office" xmlns:oel="http://schemas.microsoft.com/office/2019/extlst" xmlns:r="http://schemas.openxmlformats.org/officeDocument/2006/relationships" xmlns:m="http://schemas.openxmlformats.org/officeDocument/2006/math" xmlns:v="urn:schemas-microsoft-com:vml" xmlns:wp14="http://schemas.microsoft.com/office/word/2010/wordprocessingDrawing" xmlns:wp="http://schemas.openxmlformats.org/drawingml/2006/wordprocessingDrawing" xmlns:w10="urn:schemas-microsoft-com:office:word" xmlns:w="http://schemas.openxmlformats.org/wordprocessingml/2006/main" xmlns:w14="http://schemas.microsoft.com/office/word/2010/wordml" xmlns:w15="http://schemas.microsoft.com/office/word/2012/wordml" xmlns:w16cex="http://schemas.microsoft.com/office/word/2018/wordml/cex" xmlns:w16cid="http://schemas.microsoft.com/office/word/2016/wordml/cid" xmlns:w16="http://schemas.microsoft.com/office/word/2018/wordml" xmlns:w16du="http://schemas.microsoft.com/office/word/2023/wordml/word16du" xmlns:w16sdtdh="http://schemas.microsoft.com/office/word/2020/wordml/sdtdatahash" xmlns:w16sdtfl="http://schemas.microsoft.com/office/word/2024/wordml/sdtformatlock" xmlns:w16se="http://schemas.microsoft.com/office/word/2015/wordml/symex" xmlns:wpg="http://schemas.microsoft.com/office/word/2010/wordprocessingGroup" xmlns:wpi="http://schemas.microsoft.com/office/word/2010/wordprocessingInk" xmlns:wne="http://schemas.microsoft.com/office/word/2006/wordml" xmlns:wps="http://schemas.microsoft.com/office/word/2010/wordprocessingShape" mc:Ignorable="w14 w15 w16se w16cid w16 w16cex w16sdtdh w16sdtfl w16du wp14">
   <w:abstractNum w:abstractNumId="0" w15:restartNumberingAfterBreak="0">
     <w:nsid w:val="02482604"/>
     <w:multiLevelType w:val="hybridMultilevel"/>
@@ -5818,7 +5818,7 @@
 </file>
 
 <file path=word/styles.xml><?xml version="1.0" encoding="utf-8"?>
-<w:styles xmlns:mc="http://schemas.openxmlformats.org/markup-compatibility/2006" xmlns:r="http://schemas.openxmlformats.org/officeDocument/2006/relationships" xmlns:w="http://schemas.openxmlformats.org/wordprocessingml/2006/main" xmlns:w14="http://schemas.microsoft.com/office/word/2010/wordml" xmlns:w15="http://schemas.microsoft.com/office/word/2012/wordml" xmlns:w16cex="http://schemas.microsoft.com/office/word/2018/wordml/cex" xmlns:w16cid="http://schemas.microsoft.com/office/word/2016/wordml/cid" xmlns:w16="http://schemas.microsoft.com/office/word/2018/wordml" xmlns:w16sdtdh="http://schemas.microsoft.com/office/word/2020/wordml/sdtdatahash" xmlns:w16se="http://schemas.microsoft.com/office/word/2015/wordml/symex" mc:Ignorable="w14 w15 w16se w16cid w16 w16cex w16sdtdh">
+<w:styles xmlns:mc="http://schemas.openxmlformats.org/markup-compatibility/2006" xmlns:r="http://schemas.openxmlformats.org/officeDocument/2006/relationships" xmlns:w="http://schemas.openxmlformats.org/wordprocessingml/2006/main" xmlns:w14="http://schemas.microsoft.com/office/word/2010/wordml" xmlns:w15="http://schemas.microsoft.com/office/word/2012/wordml" xmlns:w16cex="http://schemas.microsoft.com/office/word/2018/wordml/cex" xmlns:w16cid="http://schemas.microsoft.com/office/word/2016/wordml/cid" xmlns:w16="http://schemas.microsoft.com/office/word/2018/wordml" xmlns:w16du="http://schemas.microsoft.com/office/word/2023/wordml/word16du" xmlns:w16sdtdh="http://schemas.microsoft.com/office/word/2020/wordml/sdtdatahash" xmlns:w16sdtfl="http://schemas.microsoft.com/office/word/2024/wordml/sdtformatlock" xmlns:w16se="http://schemas.microsoft.com/office/word/2015/wordml/symex" mc:Ignorable="w14 w15 w16se w16cid w16 w16cex w16sdtdh w16sdtfl w16du">
   <w:docDefaults>
     <w:rPrDefault>
       <w:rPr>
